--- a/docs/diagnosis-feasibility-study-project-th.docx
+++ b/docs/diagnosis-feasibility-study-project-th.docx
@@ -76,6 +76,28 @@
           <w:sz w:val="24"/>
           <w:sz-cs w:val="24"/>
         </w:rPr>
+        <w:t xml:space="preserve">ตัว cohort builder เวอร์ชันปัจจุบันใช้ advanced filter UI แบบ Airtable style สำหรับ T0 index event conditions, inclusion criteria และ exclusion criteria โดยรองรับ nested groups แบบ AND หรือ OR, การเพิ่มหรือลบ condition rows และการประกอบ logic แบบ reusable โดยไม่ต้องแสดง inline concept preview ภายในตัว builder</w:t>
+      </w:r>
+    </w:p>
+    <w:p>
+      <w:pPr/>
+      <w:r>
+        <w:rPr>
+          <w:rFonts w:ascii="Helvetica Light" w:hAnsi="Helvetica Light" w:cs="Helvetica Light"/>
+          <w:sz w:val="24"/>
+          <w:sz-cs w:val="24"/>
+        </w:rPr>
+        <w:t xml:space="preserve"/>
+      </w:r>
+    </w:p>
+    <w:p>
+      <w:pPr/>
+      <w:r>
+        <w:rPr>
+          <w:rFonts w:ascii="Helvetica Light" w:hAnsi="Helvetica Light" w:cs="Helvetica Light"/>
+          <w:sz w:val="24"/>
+          <w:sz-cs w:val="24"/>
+        </w:rPr>
         <w:t xml:space="preserve">Repository</w:t>
       </w:r>
     </w:p>
@@ -175,6 +197,17 @@
           <w:sz w:val="24"/>
           <w:sz-cs w:val="24"/>
         </w:rPr>
+        <w:t xml:space="preserve">- pnpm sync-dictionary</w:t>
+      </w:r>
+    </w:p>
+    <w:p>
+      <w:pPr/>
+      <w:r>
+        <w:rPr>
+          <w:rFonts w:ascii="Helvetica Light" w:hAnsi="Helvetica Light" w:cs="Helvetica Light"/>
+          <w:sz w:val="24"/>
+          <w:sz-cs w:val="24"/>
+        </w:rPr>
         <w:t xml:space="preserve">- node scripts/hash-password.mjs "new-password"</w:t>
       </w:r>
     </w:p>
@@ -219,7 +252,7 @@
           <w:sz w:val="24"/>
           <w:sz-cs w:val="24"/>
         </w:rPr>
-        <w:t xml:space="preserve">- สร้าง cohort definition โดยมี T0 index events, demographics, inclusion rules, exclusion rules, timing windows และ selected diagnosis, lab, drug concepts</w:t>
+        <w:t xml:space="preserve">- สร้าง cohort definition โดยมี T0 index events, demographics, inclusion rules, exclusion rules, nested condition groups, timing windows และ typed field operators</w:t>
       </w:r>
     </w:p>
     <w:p>
@@ -263,84 +296,513 @@
           <w:sz w:val="24"/>
           <w:sz-cs w:val="24"/>
         </w:rPr>
-        <w:t xml:space="preserve"/>
-      </w:r>
-    </w:p>
-    <w:p>
-      <w:pPr/>
-      <w:r>
-        <w:rPr>
-          <w:rFonts w:ascii="Helvetica Light" w:hAnsi="Helvetica Light" w:cs="Helvetica Light"/>
-          <w:sz w:val="24"/>
-          <w:sz-cs w:val="24"/>
-        </w:rPr>
-        <w:t xml:space="preserve">ไฟล์ config หลัก</w:t>
-      </w:r>
-    </w:p>
-    <w:p>
-      <w:pPr/>
-      <w:r>
-        <w:rPr>
-          <w:rFonts w:ascii="Helvetica Light" w:hAnsi="Helvetica Light" w:cs="Helvetica Light"/>
-          <w:sz w:val="24"/>
-          <w:sz-cs w:val="24"/>
-        </w:rPr>
-        <w:t xml:space="preserve"/>
-      </w:r>
-    </w:p>
-    <w:p>
-      <w:pPr/>
-      <w:r>
-        <w:rPr>
-          <w:rFonts w:ascii="Helvetica Light" w:hAnsi="Helvetica Light" w:cs="Helvetica Light"/>
-          <w:sz w:val="24"/>
-          <w:sz-cs w:val="24"/>
-        </w:rPr>
-        <w:t xml:space="preserve">ไฟล์ config หลักของระบบคือ:</w:t>
-      </w:r>
-    </w:p>
-    <w:p>
-      <w:pPr/>
-      <w:r>
-        <w:rPr>
-          <w:rFonts w:ascii="Helvetica Light" w:hAnsi="Helvetica Light" w:cs="Helvetica Light"/>
-          <w:sz w:val="24"/>
-          <w:sz-cs w:val="24"/>
-        </w:rPr>
-        <w:t xml:space="preserve"/>
-      </w:r>
-    </w:p>
-    <w:p>
-      <w:pPr/>
-      <w:r>
-        <w:rPr>
-          <w:rFonts w:ascii="Helvetica Light" w:hAnsi="Helvetica Light" w:cs="Helvetica Light"/>
-          <w:sz w:val="24"/>
-          <w:sz-cs w:val="24"/>
-        </w:rPr>
-        <w:t xml:space="preserve">config/app.config.json</w:t>
-      </w:r>
-    </w:p>
-    <w:p>
-      <w:pPr/>
-      <w:r>
-        <w:rPr>
-          <w:rFonts w:ascii="Helvetica Light" w:hAnsi="Helvetica Light" w:cs="Helvetica Light"/>
-          <w:sz w:val="24"/>
-          <w:sz-cs w:val="24"/>
-        </w:rPr>
-        <w:t xml:space="preserve"/>
-      </w:r>
-    </w:p>
-    <w:p>
-      <w:pPr/>
-      <w:r>
-        <w:rPr>
-          <w:rFonts w:ascii="Helvetica Light" w:hAnsi="Helvetica Light" w:cs="Helvetica Light"/>
-          <w:sz w:val="24"/>
-          <w:sz-cs w:val="24"/>
-        </w:rPr>
-        <w:t xml:space="preserve">ไฟล์เดียวนี้ใช้ควบคุม:</w:t>
+        <w:t xml:space="preserve">- มีหน้า master dictionary แยกสำหรับค้นหา diagnosis, lab และ drug codes ก่อนนำไปใช้ในเงื่อนไข</w:t>
+      </w:r>
+    </w:p>
+    <w:p>
+      <w:pPr/>
+      <w:r>
+        <w:rPr>
+          <w:rFonts w:ascii="Helvetica Light" w:hAnsi="Helvetica Light" w:cs="Helvetica Light"/>
+          <w:sz w:val="24"/>
+          <w:sz-cs w:val="24"/>
+        </w:rPr>
+        <w:t xml:space="preserve"/>
+      </w:r>
+    </w:p>
+    <w:p>
+      <w:pPr/>
+      <w:r>
+        <w:rPr>
+          <w:rFonts w:ascii="Helvetica Light" w:hAnsi="Helvetica Light" w:cs="Helvetica Light"/>
+          <w:sz w:val="24"/>
+          <w:sz-cs w:val="24"/>
+        </w:rPr>
+        <w:t xml:space="preserve">ความปลอดภัยของ config และ credentials</w:t>
+      </w:r>
+    </w:p>
+    <w:p>
+      <w:pPr/>
+      <w:r>
+        <w:rPr>
+          <w:rFonts w:ascii="Helvetica Light" w:hAnsi="Helvetica Light" w:cs="Helvetica Light"/>
+          <w:sz w:val="24"/>
+          <w:sz-cs w:val="24"/>
+        </w:rPr>
+        <w:t xml:space="preserve"/>
+      </w:r>
+    </w:p>
+    <w:p>
+      <w:pPr/>
+      <w:r>
+        <w:rPr>
+          <w:rFonts w:ascii="Helvetica Light" w:hAnsi="Helvetica Light" w:cs="Helvetica Light"/>
+          <w:sz w:val="24"/>
+          <w:sz-cs w:val="24"/>
+        </w:rPr>
+        <w:t xml:space="preserve">ตอนนี้ repository จะเก็บเฉพาะไฟล์ตัวอย่างที่ใช้เป็น template สำหรับ config และ local app storage เท่านั้น</w:t>
+      </w:r>
+    </w:p>
+    <w:p>
+      <w:pPr/>
+      <w:r>
+        <w:rPr>
+          <w:rFonts w:ascii="Helvetica Light" w:hAnsi="Helvetica Light" w:cs="Helvetica Light"/>
+          <w:sz w:val="24"/>
+          <w:sz-cs w:val="24"/>
+        </w:rPr>
+        <w:t xml:space="preserve"/>
+      </w:r>
+    </w:p>
+    <w:p>
+      <w:pPr/>
+      <w:r>
+        <w:rPr>
+          <w:rFonts w:ascii="Helvetica Light" w:hAnsi="Helvetica Light" w:cs="Helvetica Light"/>
+          <w:sz w:val="24"/>
+          <w:sz-cs w:val="24"/>
+        </w:rPr>
+        <w:t xml:space="preserve">ไฟล์ตัวอย่างที่ถูกเก็บใน Git:</w:t>
+      </w:r>
+    </w:p>
+    <w:p>
+      <w:pPr/>
+      <w:r>
+        <w:rPr>
+          <w:rFonts w:ascii="Helvetica Light" w:hAnsi="Helvetica Light" w:cs="Helvetica Light"/>
+          <w:sz w:val="24"/>
+          <w:sz-cs w:val="24"/>
+        </w:rPr>
+        <w:t xml:space="preserve"/>
+      </w:r>
+    </w:p>
+    <w:p>
+      <w:pPr/>
+      <w:r>
+        <w:rPr>
+          <w:rFonts w:ascii="Helvetica Light" w:hAnsi="Helvetica Light" w:cs="Helvetica Light"/>
+          <w:sz w:val="24"/>
+          <w:sz-cs w:val="24"/>
+        </w:rPr>
+        <w:t xml:space="preserve">- config/app.config.example.json</w:t>
+      </w:r>
+    </w:p>
+    <w:p>
+      <w:pPr/>
+      <w:r>
+        <w:rPr>
+          <w:rFonts w:ascii="Helvetica Light" w:hAnsi="Helvetica Light" w:cs="Helvetica Light"/>
+          <w:sz w:val="24"/>
+          <w:sz-cs w:val="24"/>
+        </w:rPr>
+        <w:t xml:space="preserve">- data/users.example.json</w:t>
+      </w:r>
+    </w:p>
+    <w:p>
+      <w:pPr/>
+      <w:r>
+        <w:rPr>
+          <w:rFonts w:ascii="Helvetica Light" w:hAnsi="Helvetica Light" w:cs="Helvetica Light"/>
+          <w:sz w:val="24"/>
+          <w:sz-cs w:val="24"/>
+        </w:rPr>
+        <w:t xml:space="preserve">- data/user-sessions.example.json</w:t>
+      </w:r>
+    </w:p>
+    <w:p>
+      <w:pPr/>
+      <w:r>
+        <w:rPr>
+          <w:rFonts w:ascii="Helvetica Light" w:hAnsi="Helvetica Light" w:cs="Helvetica Light"/>
+          <w:sz w:val="24"/>
+          <w:sz-cs w:val="24"/>
+        </w:rPr>
+        <w:t xml:space="preserve">- data/pending-otps.example.json</w:t>
+      </w:r>
+    </w:p>
+    <w:p>
+      <w:pPr/>
+      <w:r>
+        <w:rPr>
+          <w:rFonts w:ascii="Helvetica Light" w:hAnsi="Helvetica Light" w:cs="Helvetica Light"/>
+          <w:sz w:val="24"/>
+          <w:sz-cs w:val="24"/>
+        </w:rPr>
+        <w:t xml:space="preserve">- data/saved-cohorts.example.json</w:t>
+      </w:r>
+    </w:p>
+    <w:p>
+      <w:pPr/>
+      <w:r>
+        <w:rPr>
+          <w:rFonts w:ascii="Helvetica Light" w:hAnsi="Helvetica Light" w:cs="Helvetica Light"/>
+          <w:sz w:val="24"/>
+          <w:sz-cs w:val="24"/>
+        </w:rPr>
+        <w:t xml:space="preserve">- data/feasibility-run-logs.example.json</w:t>
+      </w:r>
+    </w:p>
+    <w:p>
+      <w:pPr/>
+      <w:r>
+        <w:rPr>
+          <w:rFonts w:ascii="Helvetica Light" w:hAnsi="Helvetica Light" w:cs="Helvetica Light"/>
+          <w:sz w:val="24"/>
+          <w:sz-cs w:val="24"/>
+        </w:rPr>
+        <w:t xml:space="preserve">- data/audit-session-logs.example.json</w:t>
+      </w:r>
+    </w:p>
+    <w:p>
+      <w:pPr/>
+      <w:r>
+        <w:rPr>
+          <w:rFonts w:ascii="Helvetica Light" w:hAnsi="Helvetica Light" w:cs="Helvetica Light"/>
+          <w:sz w:val="24"/>
+          <w:sz-cs w:val="24"/>
+        </w:rPr>
+        <w:t xml:space="preserve"/>
+      </w:r>
+    </w:p>
+    <w:p>
+      <w:pPr/>
+      <w:r>
+        <w:rPr>
+          <w:rFonts w:ascii="Helvetica Light" w:hAnsi="Helvetica Light" w:cs="Helvetica Light"/>
+          <w:sz w:val="24"/>
+          <w:sz-cs w:val="24"/>
+        </w:rPr>
+        <w:t xml:space="preserve">ส่วนไฟล์ที่ใช้รันจริงในเครื่องจะสร้างจาก template เหล่านี้และถูก Git-ignore:</w:t>
+      </w:r>
+    </w:p>
+    <w:p>
+      <w:pPr/>
+      <w:r>
+        <w:rPr>
+          <w:rFonts w:ascii="Helvetica Light" w:hAnsi="Helvetica Light" w:cs="Helvetica Light"/>
+          <w:sz w:val="24"/>
+          <w:sz-cs w:val="24"/>
+        </w:rPr>
+        <w:t xml:space="preserve"/>
+      </w:r>
+    </w:p>
+    <w:p>
+      <w:pPr/>
+      <w:r>
+        <w:rPr>
+          <w:rFonts w:ascii="Helvetica Light" w:hAnsi="Helvetica Light" w:cs="Helvetica Light"/>
+          <w:sz w:val="24"/>
+          <w:sz-cs w:val="24"/>
+        </w:rPr>
+        <w:t xml:space="preserve">- config/app.config.json</w:t>
+      </w:r>
+    </w:p>
+    <w:p>
+      <w:pPr/>
+      <w:r>
+        <w:rPr>
+          <w:rFonts w:ascii="Helvetica Light" w:hAnsi="Helvetica Light" w:cs="Helvetica Light"/>
+          <w:sz w:val="24"/>
+          <w:sz-cs w:val="24"/>
+        </w:rPr>
+        <w:t xml:space="preserve">- data/users.json</w:t>
+      </w:r>
+    </w:p>
+    <w:p>
+      <w:pPr/>
+      <w:r>
+        <w:rPr>
+          <w:rFonts w:ascii="Helvetica Light" w:hAnsi="Helvetica Light" w:cs="Helvetica Light"/>
+          <w:sz w:val="24"/>
+          <w:sz-cs w:val="24"/>
+        </w:rPr>
+        <w:t xml:space="preserve">- data/user-sessions.json</w:t>
+      </w:r>
+    </w:p>
+    <w:p>
+      <w:pPr/>
+      <w:r>
+        <w:rPr>
+          <w:rFonts w:ascii="Helvetica Light" w:hAnsi="Helvetica Light" w:cs="Helvetica Light"/>
+          <w:sz w:val="24"/>
+          <w:sz-cs w:val="24"/>
+        </w:rPr>
+        <w:t xml:space="preserve">- data/pending-otps.json</w:t>
+      </w:r>
+    </w:p>
+    <w:p>
+      <w:pPr/>
+      <w:r>
+        <w:rPr>
+          <w:rFonts w:ascii="Helvetica Light" w:hAnsi="Helvetica Light" w:cs="Helvetica Light"/>
+          <w:sz w:val="24"/>
+          <w:sz-cs w:val="24"/>
+        </w:rPr>
+        <w:t xml:space="preserve">- data/saved-cohorts.json</w:t>
+      </w:r>
+    </w:p>
+    <w:p>
+      <w:pPr/>
+      <w:r>
+        <w:rPr>
+          <w:rFonts w:ascii="Helvetica Light" w:hAnsi="Helvetica Light" w:cs="Helvetica Light"/>
+          <w:sz w:val="24"/>
+          <w:sz-cs w:val="24"/>
+        </w:rPr>
+        <w:t xml:space="preserve">- data/feasibility-run-logs.json</w:t>
+      </w:r>
+    </w:p>
+    <w:p>
+      <w:pPr/>
+      <w:r>
+        <w:rPr>
+          <w:rFonts w:ascii="Helvetica Light" w:hAnsi="Helvetica Light" w:cs="Helvetica Light"/>
+          <w:sz w:val="24"/>
+          <w:sz-cs w:val="24"/>
+        </w:rPr>
+        <w:t xml:space="preserve">- data/audit-session-logs.json</w:t>
+      </w:r>
+    </w:p>
+    <w:p>
+      <w:pPr/>
+      <w:r>
+        <w:rPr>
+          <w:rFonts w:ascii="Helvetica Light" w:hAnsi="Helvetica Light" w:cs="Helvetica Light"/>
+          <w:sz w:val="24"/>
+          <w:sz-cs w:val="24"/>
+        </w:rPr>
+        <w:t xml:space="preserve"/>
+      </w:r>
+    </w:p>
+    <w:p>
+      <w:pPr/>
+      <w:r>
+        <w:rPr>
+          <w:rFonts w:ascii="Helvetica Light" w:hAnsi="Helvetica Light" w:cs="Helvetica Light"/>
+          <w:sz w:val="24"/>
+          <w:sz-cs w:val="24"/>
+        </w:rPr>
+        <w:t xml:space="preserve">แนวทางนี้ช่วยลดความเสี่ยงไม่ให้ SMTP settings, OAuth settings, SQL Server credentials, OTP records, session data และ local audit data ถูก commit เข้า Git อีกโดยไม่ตั้งใจ</w:t>
+      </w:r>
+    </w:p>
+    <w:p>
+      <w:pPr/>
+      <w:r>
+        <w:rPr>
+          <w:rFonts w:ascii="Helvetica Light" w:hAnsi="Helvetica Light" w:cs="Helvetica Light"/>
+          <w:sz w:val="24"/>
+          <w:sz-cs w:val="24"/>
+        </w:rPr>
+        <w:t xml:space="preserve"/>
+      </w:r>
+    </w:p>
+    <w:p>
+      <w:pPr/>
+      <w:r>
+        <w:rPr>
+          <w:rFonts w:ascii="Helvetica Light" w:hAnsi="Helvetica Light" w:cs="Helvetica Light"/>
+          <w:sz w:val="24"/>
+          <w:sz-cs w:val="24"/>
+        </w:rPr>
+        <w:t xml:space="preserve">ขั้นตอนเริ่มใช้งานในเครื่องครั้งแรก</w:t>
+      </w:r>
+    </w:p>
+    <w:p>
+      <w:pPr/>
+      <w:r>
+        <w:rPr>
+          <w:rFonts w:ascii="Helvetica Light" w:hAnsi="Helvetica Light" w:cs="Helvetica Light"/>
+          <w:sz w:val="24"/>
+          <w:sz-cs w:val="24"/>
+        </w:rPr>
+        <w:t xml:space="preserve"/>
+      </w:r>
+    </w:p>
+    <w:p>
+      <w:pPr/>
+      <w:r>
+        <w:rPr>
+          <w:rFonts w:ascii="Helvetica Light" w:hAnsi="Helvetica Light" w:cs="Helvetica Light"/>
+          <w:sz w:val="24"/>
+          <w:sz-cs w:val="24"/>
+        </w:rPr>
+        <w:t xml:space="preserve">1. ติดตั้ง Node.js 20 หรือใหม่กว่า</w:t>
+      </w:r>
+    </w:p>
+    <w:p>
+      <w:pPr/>
+      <w:r>
+        <w:rPr>
+          <w:rFonts w:ascii="Helvetica Light" w:hAnsi="Helvetica Light" w:cs="Helvetica Light"/>
+          <w:sz w:val="24"/>
+          <w:sz-cs w:val="24"/>
+        </w:rPr>
+        <w:t xml:space="preserve">2. ติดตั้ง dependencies ด้วย pnpm install</w:t>
+      </w:r>
+    </w:p>
+    <w:p>
+      <w:pPr/>
+      <w:r>
+        <w:rPr>
+          <w:rFonts w:ascii="Helvetica Light" w:hAnsi="Helvetica Light" w:cs="Helvetica Light"/>
+          <w:sz w:val="24"/>
+          <w:sz-cs w:val="24"/>
+        </w:rPr>
+        <w:t xml:space="preserve">3. คัดลอกไฟล์ตัวอย่างไปเป็นไฟล์ที่ใช้รันจริงในเครื่อง</w:t>
+      </w:r>
+    </w:p>
+    <w:p>
+      <w:pPr/>
+      <w:r>
+        <w:rPr>
+          <w:rFonts w:ascii="Helvetica Light" w:hAnsi="Helvetica Light" w:cs="Helvetica Light"/>
+          <w:sz w:val="24"/>
+          <w:sz-cs w:val="24"/>
+        </w:rPr>
+        <w:t xml:space="preserve">4. หากต้องใช้ข้อมูล synthetic dataset ให้คัดลอก public/data/synthetic-clinical-data_example.json ไปเป็น public/data/synthetic-clinical-data.json</w:t>
+      </w:r>
+    </w:p>
+    <w:p>
+      <w:pPr/>
+      <w:r>
+        <w:rPr>
+          <w:rFonts w:ascii="Helvetica Light" w:hAnsi="Helvetica Light" w:cs="Helvetica Light"/>
+          <w:sz w:val="24"/>
+          <w:sz-cs w:val="24"/>
+        </w:rPr>
+        <w:t xml:space="preserve">5. เริ่มระบบด้วย pnpm dev</w:t>
+      </w:r>
+    </w:p>
+    <w:p>
+      <w:pPr/>
+      <w:r>
+        <w:rPr>
+          <w:rFonts w:ascii="Helvetica Light" w:hAnsi="Helvetica Light" w:cs="Helvetica Light"/>
+          <w:sz w:val="24"/>
+          <w:sz-cs w:val="24"/>
+        </w:rPr>
+        <w:t xml:space="preserve"/>
+      </w:r>
+    </w:p>
+    <w:p>
+      <w:pPr/>
+      <w:r>
+        <w:rPr>
+          <w:rFonts w:ascii="Helvetica Light" w:hAnsi="Helvetica Light" w:cs="Helvetica Light"/>
+          <w:sz w:val="24"/>
+          <w:sz-cs w:val="24"/>
+        </w:rPr>
+        <w:t xml:space="preserve">ระบบสามารถเริ่มทำงานจาก example config และ example users data ได้เมื่อยังไม่มี local files แต่สำหรับการใช้งานจริงในเครื่องควรสร้าง local files จากตัวอย่างก่อนเสมอ</w:t>
+      </w:r>
+    </w:p>
+    <w:p>
+      <w:pPr/>
+      <w:r>
+        <w:rPr>
+          <w:rFonts w:ascii="Helvetica Light" w:hAnsi="Helvetica Light" w:cs="Helvetica Light"/>
+          <w:sz w:val="24"/>
+          <w:sz-cs w:val="24"/>
+        </w:rPr>
+        <w:t xml:space="preserve"/>
+      </w:r>
+    </w:p>
+    <w:p>
+      <w:pPr/>
+      <w:r>
+        <w:rPr>
+          <w:rFonts w:ascii="Helvetica Light" w:hAnsi="Helvetica Light" w:cs="Helvetica Light"/>
+          <w:sz w:val="24"/>
+          <w:sz-cs w:val="24"/>
+        </w:rPr>
+        <w:t xml:space="preserve">ไฟล์ config template หลัก</w:t>
+      </w:r>
+    </w:p>
+    <w:p>
+      <w:pPr/>
+      <w:r>
+        <w:rPr>
+          <w:rFonts w:ascii="Helvetica Light" w:hAnsi="Helvetica Light" w:cs="Helvetica Light"/>
+          <w:sz w:val="24"/>
+          <w:sz-cs w:val="24"/>
+        </w:rPr>
+        <w:t xml:space="preserve"/>
+      </w:r>
+    </w:p>
+    <w:p>
+      <w:pPr/>
+      <w:r>
+        <w:rPr>
+          <w:rFonts w:ascii="Helvetica Light" w:hAnsi="Helvetica Light" w:cs="Helvetica Light"/>
+          <w:sz w:val="24"/>
+          <w:sz-cs w:val="24"/>
+        </w:rPr>
+        <w:t xml:space="preserve">ไฟล์ config template ที่เก็บใน Git คือ:</w:t>
+      </w:r>
+    </w:p>
+    <w:p>
+      <w:pPr/>
+      <w:r>
+        <w:rPr>
+          <w:rFonts w:ascii="Helvetica Light" w:hAnsi="Helvetica Light" w:cs="Helvetica Light"/>
+          <w:sz w:val="24"/>
+          <w:sz-cs w:val="24"/>
+        </w:rPr>
+        <w:t xml:space="preserve"/>
+      </w:r>
+    </w:p>
+    <w:p>
+      <w:pPr/>
+      <w:r>
+        <w:rPr>
+          <w:rFonts w:ascii="Helvetica Light" w:hAnsi="Helvetica Light" w:cs="Helvetica Light"/>
+          <w:sz w:val="24"/>
+          <w:sz-cs w:val="24"/>
+        </w:rPr>
+        <w:t xml:space="preserve">config/app.config.example.json</w:t>
+      </w:r>
+    </w:p>
+    <w:p>
+      <w:pPr/>
+      <w:r>
+        <w:rPr>
+          <w:rFonts w:ascii="Helvetica Light" w:hAnsi="Helvetica Light" w:cs="Helvetica Light"/>
+          <w:sz w:val="24"/>
+          <w:sz-cs w:val="24"/>
+        </w:rPr>
+        <w:t xml:space="preserve"/>
+      </w:r>
+    </w:p>
+    <w:p>
+      <w:pPr/>
+      <w:r>
+        <w:rPr>
+          <w:rFonts w:ascii="Helvetica Light" w:hAnsi="Helvetica Light" w:cs="Helvetica Light"/>
+          <w:sz w:val="24"/>
+          <w:sz-cs w:val="24"/>
+        </w:rPr>
+        <w:t xml:space="preserve">ก่อนแก้ค่า environment-specific ใด ๆ ให้สร้างไฟล์ local config/app.config.json จากไฟล์นี้ก่อน</w:t>
+      </w:r>
+    </w:p>
+    <w:p>
+      <w:pPr/>
+      <w:r>
+        <w:rPr>
+          <w:rFonts w:ascii="Helvetica Light" w:hAnsi="Helvetica Light" w:cs="Helvetica Light"/>
+          <w:sz w:val="24"/>
+          <w:sz-cs w:val="24"/>
+        </w:rPr>
+        <w:t xml:space="preserve"/>
+      </w:r>
+    </w:p>
+    <w:p>
+      <w:pPr/>
+      <w:r>
+        <w:rPr>
+          <w:rFonts w:ascii="Helvetica Light" w:hAnsi="Helvetica Light" w:cs="Helvetica Light"/>
+          <w:sz w:val="24"/>
+          <w:sz-cs w:val="24"/>
+        </w:rPr>
+        <w:t xml:space="preserve">ไฟล์ config นี้ใช้ควบคุม:</w:t>
       </w:r>
     </w:p>
     <w:p>
@@ -659,7 +1121,7 @@
           <w:sz w:val="24"/>
           <w:sz-cs w:val="24"/>
         </w:rPr>
-        <w:t xml:space="preserve">- clinicalDataSource ใช้กำหนดว่า feasibility counts และ concept lookup จะอ่านจากที่ใด</w:t>
+        <w:t xml:space="preserve">- clinicalDataSource ใช้กำหนดว่า feasibility counts และ cohort execution data จะอ่านจากที่ใด</w:t>
       </w:r>
     </w:p>
     <w:p>
@@ -692,820 +1154,6 @@
           <w:sz w:val="24"/>
           <w:sz-cs w:val="24"/>
         </w:rPr>
-        <w:t xml:space="preserve">Environment Variable Overrides</w:t>
-      </w:r>
-    </w:p>
-    <w:p>
-      <w:pPr/>
-      <w:r>
-        <w:rPr>
-          <w:rFonts w:ascii="Helvetica Light" w:hAnsi="Helvetica Light" w:cs="Helvetica Light"/>
-          <w:sz w:val="24"/>
-          <w:sz-cs w:val="24"/>
-        </w:rPr>
-        <w:t xml:space="preserve"/>
-      </w:r>
-    </w:p>
-    <w:p>
-      <w:pPr/>
-      <w:r>
-        <w:rPr>
-          <w:rFonts w:ascii="Helvetica Light" w:hAnsi="Helvetica Light" w:cs="Helvetica Light"/>
-          <w:sz w:val="24"/>
-          <w:sz-cs w:val="24"/>
-        </w:rPr>
-        <w:t xml:space="preserve">แม้ไฟล์ config จะเป็น source of truth แต่ยังสามารถ override ด้วย environment variables ต่อไปนี้ได้:</w:t>
-      </w:r>
-    </w:p>
-    <w:p>
-      <w:pPr/>
-      <w:r>
-        <w:rPr>
-          <w:rFonts w:ascii="Helvetica Light" w:hAnsi="Helvetica Light" w:cs="Helvetica Light"/>
-          <w:sz w:val="24"/>
-          <w:sz-cs w:val="24"/>
-        </w:rPr>
-        <w:t xml:space="preserve"/>
-      </w:r>
-    </w:p>
-    <w:p>
-      <w:pPr/>
-      <w:r>
-        <w:rPr>
-          <w:rFonts w:ascii="Helvetica Light" w:hAnsi="Helvetica Light" w:cs="Helvetica Light"/>
-          <w:sz w:val="24"/>
-          <w:sz-cs w:val="24"/>
-        </w:rPr>
-        <w:t xml:space="preserve">- HOST</w:t>
-      </w:r>
-    </w:p>
-    <w:p>
-      <w:pPr/>
-      <w:r>
-        <w:rPr>
-          <w:rFonts w:ascii="Helvetica Light" w:hAnsi="Helvetica Light" w:cs="Helvetica Light"/>
-          <w:sz w:val="24"/>
-          <w:sz-cs w:val="24"/>
-        </w:rPr>
-        <w:t xml:space="preserve">- PORT</w:t>
-      </w:r>
-    </w:p>
-    <w:p>
-      <w:pPr/>
-      <w:r>
-        <w:rPr>
-          <w:rFonts w:ascii="Helvetica Light" w:hAnsi="Helvetica Light" w:cs="Helvetica Light"/>
-          <w:sz w:val="24"/>
-          <w:sz-cs w:val="24"/>
-        </w:rPr>
-        <w:t xml:space="preserve">- COOKIE_SECURE</w:t>
-      </w:r>
-    </w:p>
-    <w:p>
-      <w:pPr/>
-      <w:r>
-        <w:rPr>
-          <w:rFonts w:ascii="Helvetica Light" w:hAnsi="Helvetica Light" w:cs="Helvetica Light"/>
-          <w:sz w:val="24"/>
-          <w:sz-cs w:val="24"/>
-        </w:rPr>
-        <w:t xml:space="preserve">- CLINICAL_DATA_SOURCE</w:t>
-      </w:r>
-    </w:p>
-    <w:p>
-      <w:pPr/>
-      <w:r>
-        <w:rPr>
-          <w:rFonts w:ascii="Helvetica Light" w:hAnsi="Helvetica Light" w:cs="Helvetica Light"/>
-          <w:sz w:val="24"/>
-          <w:sz-cs w:val="24"/>
-        </w:rPr>
-        <w:t xml:space="preserve">- APP_STORAGE</w:t>
-      </w:r>
-    </w:p>
-    <w:p>
-      <w:pPr/>
-      <w:r>
-        <w:rPr>
-          <w:rFonts w:ascii="Helvetica Light" w:hAnsi="Helvetica Light" w:cs="Helvetica Light"/>
-          <w:sz w:val="24"/>
-          <w:sz-cs w:val="24"/>
-        </w:rPr>
-        <w:t xml:space="preserve">- DATA_SOURCE</w:t>
-      </w:r>
-    </w:p>
-    <w:p>
-      <w:pPr/>
-      <w:r>
-        <w:rPr>
-          <w:rFonts w:ascii="Helvetica Light" w:hAnsi="Helvetica Light" w:cs="Helvetica Light"/>
-          <w:sz w:val="24"/>
-          <w:sz-cs w:val="24"/>
-        </w:rPr>
-        <w:t xml:space="preserve">- GOOGLE_CLIENT_ID</w:t>
-      </w:r>
-    </w:p>
-    <w:p>
-      <w:pPr/>
-      <w:r>
-        <w:rPr>
-          <w:rFonts w:ascii="Helvetica Light" w:hAnsi="Helvetica Light" w:cs="Helvetica Light"/>
-          <w:sz w:val="24"/>
-          <w:sz-cs w:val="24"/>
-        </w:rPr>
-        <w:t xml:space="preserve">- GOOGLE_CLIENT_SECRET</w:t>
-      </w:r>
-    </w:p>
-    <w:p>
-      <w:pPr/>
-      <w:r>
-        <w:rPr>
-          <w:rFonts w:ascii="Helvetica Light" w:hAnsi="Helvetica Light" w:cs="Helvetica Light"/>
-          <w:sz w:val="24"/>
-          <w:sz-cs w:val="24"/>
-        </w:rPr>
-        <w:t xml:space="preserve">- GOOGLE_REDIRECT_URI</w:t>
-      </w:r>
-    </w:p>
-    <w:p>
-      <w:pPr/>
-      <w:r>
-        <w:rPr>
-          <w:rFonts w:ascii="Helvetica Light" w:hAnsi="Helvetica Light" w:cs="Helvetica Light"/>
-          <w:sz w:val="24"/>
-          <w:sz-cs w:val="24"/>
-        </w:rPr>
-        <w:t xml:space="preserve">- GOOGLE_ALLOWED_EMAILS</w:t>
-      </w:r>
-    </w:p>
-    <w:p>
-      <w:pPr/>
-      <w:r>
-        <w:rPr>
-          <w:rFonts w:ascii="Helvetica Light" w:hAnsi="Helvetica Light" w:cs="Helvetica Light"/>
-          <w:sz w:val="24"/>
-          <w:sz-cs w:val="24"/>
-        </w:rPr>
-        <w:t xml:space="preserve">- SMTP_HOST</w:t>
-      </w:r>
-    </w:p>
-    <w:p>
-      <w:pPr/>
-      <w:r>
-        <w:rPr>
-          <w:rFonts w:ascii="Helvetica Light" w:hAnsi="Helvetica Light" w:cs="Helvetica Light"/>
-          <w:sz w:val="24"/>
-          <w:sz-cs w:val="24"/>
-        </w:rPr>
-        <w:t xml:space="preserve">- SMTP_PORT</w:t>
-      </w:r>
-    </w:p>
-    <w:p>
-      <w:pPr/>
-      <w:r>
-        <w:rPr>
-          <w:rFonts w:ascii="Helvetica Light" w:hAnsi="Helvetica Light" w:cs="Helvetica Light"/>
-          <w:sz w:val="24"/>
-          <w:sz-cs w:val="24"/>
-        </w:rPr>
-        <w:t xml:space="preserve">- SMTP_SECURE</w:t>
-      </w:r>
-    </w:p>
-    <w:p>
-      <w:pPr/>
-      <w:r>
-        <w:rPr>
-          <w:rFonts w:ascii="Helvetica Light" w:hAnsi="Helvetica Light" w:cs="Helvetica Light"/>
-          <w:sz w:val="24"/>
-          <w:sz-cs w:val="24"/>
-        </w:rPr>
-        <w:t xml:space="preserve">- SMTP_USER</w:t>
-      </w:r>
-    </w:p>
-    <w:p>
-      <w:pPr/>
-      <w:r>
-        <w:rPr>
-          <w:rFonts w:ascii="Helvetica Light" w:hAnsi="Helvetica Light" w:cs="Helvetica Light"/>
-          <w:sz w:val="24"/>
-          <w:sz-cs w:val="24"/>
-        </w:rPr>
-        <w:t xml:space="preserve">- SMTP_PASS</w:t>
-      </w:r>
-    </w:p>
-    <w:p>
-      <w:pPr/>
-      <w:r>
-        <w:rPr>
-          <w:rFonts w:ascii="Helvetica Light" w:hAnsi="Helvetica Light" w:cs="Helvetica Light"/>
-          <w:sz w:val="24"/>
-          <w:sz-cs w:val="24"/>
-        </w:rPr>
-        <w:t xml:space="preserve">- SMTP_FROM</w:t>
-      </w:r>
-    </w:p>
-    <w:p>
-      <w:pPr/>
-      <w:r>
-        <w:rPr>
-          <w:rFonts w:ascii="Helvetica Light" w:hAnsi="Helvetica Light" w:cs="Helvetica Light"/>
-          <w:sz w:val="24"/>
-          <w:sz-cs w:val="24"/>
-        </w:rPr>
-        <w:t xml:space="preserve">- SQLSERVER_HOST</w:t>
-      </w:r>
-    </w:p>
-    <w:p>
-      <w:pPr/>
-      <w:r>
-        <w:rPr>
-          <w:rFonts w:ascii="Helvetica Light" w:hAnsi="Helvetica Light" w:cs="Helvetica Light"/>
-          <w:sz w:val="24"/>
-          <w:sz-cs w:val="24"/>
-        </w:rPr>
-        <w:t xml:space="preserve">- SQLSERVER_PORT</w:t>
-      </w:r>
-    </w:p>
-    <w:p>
-      <w:pPr/>
-      <w:r>
-        <w:rPr>
-          <w:rFonts w:ascii="Helvetica Light" w:hAnsi="Helvetica Light" w:cs="Helvetica Light"/>
-          <w:sz w:val="24"/>
-          <w:sz-cs w:val="24"/>
-        </w:rPr>
-        <w:t xml:space="preserve">- SQLSERVER_DATABASE</w:t>
-      </w:r>
-    </w:p>
-    <w:p>
-      <w:pPr/>
-      <w:r>
-        <w:rPr>
-          <w:rFonts w:ascii="Helvetica Light" w:hAnsi="Helvetica Light" w:cs="Helvetica Light"/>
-          <w:sz w:val="24"/>
-          <w:sz-cs w:val="24"/>
-        </w:rPr>
-        <w:t xml:space="preserve">- SQLSERVER_USER</w:t>
-      </w:r>
-    </w:p>
-    <w:p>
-      <w:pPr/>
-      <w:r>
-        <w:rPr>
-          <w:rFonts w:ascii="Helvetica Light" w:hAnsi="Helvetica Light" w:cs="Helvetica Light"/>
-          <w:sz w:val="24"/>
-          <w:sz-cs w:val="24"/>
-        </w:rPr>
-        <w:t xml:space="preserve">- SQLSERVER_PASSWORD</w:t>
-      </w:r>
-    </w:p>
-    <w:p>
-      <w:pPr/>
-      <w:r>
-        <w:rPr>
-          <w:rFonts w:ascii="Helvetica Light" w:hAnsi="Helvetica Light" w:cs="Helvetica Light"/>
-          <w:sz w:val="24"/>
-          <w:sz-cs w:val="24"/>
-        </w:rPr>
-        <w:t xml:space="preserve">- SQLSERVER_ENCRYPT</w:t>
-      </w:r>
-    </w:p>
-    <w:p>
-      <w:pPr/>
-      <w:r>
-        <w:rPr>
-          <w:rFonts w:ascii="Helvetica Light" w:hAnsi="Helvetica Light" w:cs="Helvetica Light"/>
-          <w:sz w:val="24"/>
-          <w:sz-cs w:val="24"/>
-        </w:rPr>
-        <w:t xml:space="preserve">- SQLSERVER_TRUST_SERVER_CERTIFICATE</w:t>
-      </w:r>
-    </w:p>
-    <w:p>
-      <w:pPr/>
-      <w:r>
-        <w:rPr>
-          <w:rFonts w:ascii="Helvetica Light" w:hAnsi="Helvetica Light" w:cs="Helvetica Light"/>
-          <w:sz w:val="24"/>
-          <w:sz-cs w:val="24"/>
-        </w:rPr>
-        <w:t xml:space="preserve"/>
-      </w:r>
-    </w:p>
-    <w:p>
-      <w:pPr/>
-      <w:r>
-        <w:rPr>
-          <w:rFonts w:ascii="Helvetica Light" w:hAnsi="Helvetica Light" w:cs="Helvetica Light"/>
-          <w:sz w:val="24"/>
-          <w:sz-cs w:val="24"/>
-        </w:rPr>
-        <w:t xml:space="preserve">Local Storage Mode</w:t>
-      </w:r>
-    </w:p>
-    <w:p>
-      <w:pPr/>
-      <w:r>
-        <w:rPr>
-          <w:rFonts w:ascii="Helvetica Light" w:hAnsi="Helvetica Light" w:cs="Helvetica Light"/>
-          <w:sz w:val="24"/>
-          <w:sz-cs w:val="24"/>
-        </w:rPr>
-        <w:t xml:space="preserve"/>
-      </w:r>
-    </w:p>
-    <w:p>
-      <w:pPr/>
-      <w:r>
-        <w:rPr>
-          <w:rFonts w:ascii="Helvetica Light" w:hAnsi="Helvetica Light" w:cs="Helvetica Light"/>
-          <w:sz w:val="24"/>
-          <w:sz-cs w:val="24"/>
-        </w:rPr>
-        <w:t xml:space="preserve">เมื่อ appStorage ตั้งเป็น "local" backend จะเก็บข้อมูลในไฟล์ JSON ภายใต้ data directory:</w:t>
-      </w:r>
-    </w:p>
-    <w:p>
-      <w:pPr/>
-      <w:r>
-        <w:rPr>
-          <w:rFonts w:ascii="Helvetica Light" w:hAnsi="Helvetica Light" w:cs="Helvetica Light"/>
-          <w:sz w:val="24"/>
-          <w:sz-cs w:val="24"/>
-        </w:rPr>
-        <w:t xml:space="preserve"/>
-      </w:r>
-    </w:p>
-    <w:p>
-      <w:pPr/>
-      <w:r>
-        <w:rPr>
-          <w:rFonts w:ascii="Helvetica Light" w:hAnsi="Helvetica Light" w:cs="Helvetica Light"/>
-          <w:sz w:val="24"/>
-          <w:sz-cs w:val="24"/>
-        </w:rPr>
-        <w:t xml:space="preserve">- data/users.json</w:t>
-      </w:r>
-    </w:p>
-    <w:p>
-      <w:pPr/>
-      <w:r>
-        <w:rPr>
-          <w:rFonts w:ascii="Helvetica Light" w:hAnsi="Helvetica Light" w:cs="Helvetica Light"/>
-          <w:sz w:val="24"/>
-          <w:sz-cs w:val="24"/>
-        </w:rPr>
-        <w:t xml:space="preserve">- data/user-sessions.json</w:t>
-      </w:r>
-    </w:p>
-    <w:p>
-      <w:pPr/>
-      <w:r>
-        <w:rPr>
-          <w:rFonts w:ascii="Helvetica Light" w:hAnsi="Helvetica Light" w:cs="Helvetica Light"/>
-          <w:sz w:val="24"/>
-          <w:sz-cs w:val="24"/>
-        </w:rPr>
-        <w:t xml:space="preserve">- data/pending-otps.json</w:t>
-      </w:r>
-    </w:p>
-    <w:p>
-      <w:pPr/>
-      <w:r>
-        <w:rPr>
-          <w:rFonts w:ascii="Helvetica Light" w:hAnsi="Helvetica Light" w:cs="Helvetica Light"/>
-          <w:sz w:val="24"/>
-          <w:sz-cs w:val="24"/>
-        </w:rPr>
-        <w:t xml:space="preserve">- data/saved-cohorts.json</w:t>
-      </w:r>
-    </w:p>
-    <w:p>
-      <w:pPr/>
-      <w:r>
-        <w:rPr>
-          <w:rFonts w:ascii="Helvetica Light" w:hAnsi="Helvetica Light" w:cs="Helvetica Light"/>
-          <w:sz w:val="24"/>
-          <w:sz-cs w:val="24"/>
-        </w:rPr>
-        <w:t xml:space="preserve">- data/feasibility-run-logs.json</w:t>
-      </w:r>
-    </w:p>
-    <w:p>
-      <w:pPr/>
-      <w:r>
-        <w:rPr>
-          <w:rFonts w:ascii="Helvetica Light" w:hAnsi="Helvetica Light" w:cs="Helvetica Light"/>
-          <w:sz w:val="24"/>
-          <w:sz-cs w:val="24"/>
-        </w:rPr>
-        <w:t xml:space="preserve">- data/audit-session-logs.json</w:t>
-      </w:r>
-    </w:p>
-    <w:p>
-      <w:pPr/>
-      <w:r>
-        <w:rPr>
-          <w:rFonts w:ascii="Helvetica Light" w:hAnsi="Helvetica Light" w:cs="Helvetica Light"/>
-          <w:sz w:val="24"/>
-          <w:sz-cs w:val="24"/>
-        </w:rPr>
-        <w:t xml:space="preserve"/>
-      </w:r>
-    </w:p>
-    <w:p>
-      <w:pPr/>
-      <w:r>
-        <w:rPr>
-          <w:rFonts w:ascii="Helvetica Light" w:hAnsi="Helvetica Light" w:cs="Helvetica Light"/>
-          <w:sz w:val="24"/>
-          <w:sz-cs w:val="24"/>
-        </w:rPr>
-        <w:t xml:space="preserve">โหมดนี้เหมาะกับ local demo และการทดสอบบนเครื่องเดียว ยังไม่เหมาะกับการใช้งาน production แบบหลาย instance</w:t>
-      </w:r>
-    </w:p>
-    <w:p>
-      <w:pPr/>
-      <w:r>
-        <w:rPr>
-          <w:rFonts w:ascii="Helvetica Light" w:hAnsi="Helvetica Light" w:cs="Helvetica Light"/>
-          <w:sz w:val="24"/>
-          <w:sz-cs w:val="24"/>
-        </w:rPr>
-        <w:t xml:space="preserve"/>
-      </w:r>
-    </w:p>
-    <w:p>
-      <w:pPr/>
-      <w:r>
-        <w:rPr>
-          <w:rFonts w:ascii="Helvetica Light" w:hAnsi="Helvetica Light" w:cs="Helvetica Light"/>
-          <w:sz w:val="24"/>
-          <w:sz-cs w:val="24"/>
-        </w:rPr>
-        <w:t xml:space="preserve">SQL Server Storage Mode</w:t>
-      </w:r>
-    </w:p>
-    <w:p>
-      <w:pPr/>
-      <w:r>
-        <w:rPr>
-          <w:rFonts w:ascii="Helvetica Light" w:hAnsi="Helvetica Light" w:cs="Helvetica Light"/>
-          <w:sz w:val="24"/>
-          <w:sz-cs w:val="24"/>
-        </w:rPr>
-        <w:t xml:space="preserve"/>
-      </w:r>
-    </w:p>
-    <w:p>
-      <w:pPr/>
-      <w:r>
-        <w:rPr>
-          <w:rFonts w:ascii="Helvetica Light" w:hAnsi="Helvetica Light" w:cs="Helvetica Light"/>
-          <w:sz w:val="24"/>
-          <w:sz-cs w:val="24"/>
-        </w:rPr>
-        <w:t xml:space="preserve">เมื่อ appStorage ตั้งเป็น "sqlserver" backend จะเก็บข้อมูลของแอปในตาราง SQL Server แทนไฟล์ JSON</w:t>
-      </w:r>
-    </w:p>
-    <w:p>
-      <w:pPr/>
-      <w:r>
-        <w:rPr>
-          <w:rFonts w:ascii="Helvetica Light" w:hAnsi="Helvetica Light" w:cs="Helvetica Light"/>
-          <w:sz w:val="24"/>
-          <w:sz-cs w:val="24"/>
-        </w:rPr>
-        <w:t xml:space="preserve"/>
-      </w:r>
-    </w:p>
-    <w:p>
-      <w:pPr/>
-      <w:r>
-        <w:rPr>
-          <w:rFonts w:ascii="Helvetica Light" w:hAnsi="Helvetica Light" w:cs="Helvetica Light"/>
-          <w:sz w:val="24"/>
-          <w:sz-cs w:val="24"/>
-        </w:rPr>
-        <w:t xml:space="preserve">สคริปต์สำหรับ initial setup คือ:</w:t>
-      </w:r>
-    </w:p>
-    <w:p>
-      <w:pPr/>
-      <w:r>
-        <w:rPr>
-          <w:rFonts w:ascii="Helvetica Light" w:hAnsi="Helvetica Light" w:cs="Helvetica Light"/>
-          <w:sz w:val="24"/>
-          <w:sz-cs w:val="24"/>
-        </w:rPr>
-        <w:t xml:space="preserve"/>
-      </w:r>
-    </w:p>
-    <w:p>
-      <w:pPr/>
-      <w:r>
-        <w:rPr>
-          <w:rFonts w:ascii="Helvetica Light" w:hAnsi="Helvetica Light" w:cs="Helvetica Light"/>
-          <w:sz w:val="24"/>
-          <w:sz-cs w:val="24"/>
-        </w:rPr>
-        <w:t xml:space="preserve">tests/sql-initial-setup.sql</w:t>
-      </w:r>
-    </w:p>
-    <w:p>
-      <w:pPr/>
-      <w:r>
-        <w:rPr>
-          <w:rFonts w:ascii="Helvetica Light" w:hAnsi="Helvetica Light" w:cs="Helvetica Light"/>
-          <w:sz w:val="24"/>
-          <w:sz-cs w:val="24"/>
-        </w:rPr>
-        <w:t xml:space="preserve"/>
-      </w:r>
-    </w:p>
-    <w:p>
-      <w:pPr/>
-      <w:r>
-        <w:rPr>
-          <w:rFonts w:ascii="Helvetica Light" w:hAnsi="Helvetica Light" w:cs="Helvetica Light"/>
-          <w:sz w:val="24"/>
-          <w:sz-cs w:val="24"/>
-        </w:rPr>
-        <w:t xml:space="preserve">ตาราง clinical หลักที่สคริปต์นี้สร้าง:</w:t>
-      </w:r>
-    </w:p>
-    <w:p>
-      <w:pPr/>
-      <w:r>
-        <w:rPr>
-          <w:rFonts w:ascii="Helvetica Light" w:hAnsi="Helvetica Light" w:cs="Helvetica Light"/>
-          <w:sz w:val="24"/>
-          <w:sz-cs w:val="24"/>
-        </w:rPr>
-        <w:t xml:space="preserve"/>
-      </w:r>
-    </w:p>
-    <w:p>
-      <w:pPr/>
-      <w:r>
-        <w:rPr>
-          <w:rFonts w:ascii="Helvetica Light" w:hAnsi="Helvetica Light" w:cs="Helvetica Light"/>
-          <w:sz w:val="24"/>
-          <w:sz-cs w:val="24"/>
-        </w:rPr>
-        <w:t xml:space="preserve">- Patient_Info</w:t>
-      </w:r>
-    </w:p>
-    <w:p>
-      <w:pPr/>
-      <w:r>
-        <w:rPr>
-          <w:rFonts w:ascii="Helvetica Light" w:hAnsi="Helvetica Light" w:cs="Helvetica Light"/>
-          <w:sz w:val="24"/>
-          <w:sz-cs w:val="24"/>
-        </w:rPr>
-        <w:t xml:space="preserve">- Diagnosis</w:t>
-      </w:r>
-    </w:p>
-    <w:p>
-      <w:pPr/>
-      <w:r>
-        <w:rPr>
-          <w:rFonts w:ascii="Helvetica Light" w:hAnsi="Helvetica Light" w:cs="Helvetica Light"/>
-          <w:sz w:val="24"/>
-          <w:sz-cs w:val="24"/>
-        </w:rPr>
-        <w:t xml:space="preserve">- Laboratory</w:t>
-      </w:r>
-    </w:p>
-    <w:p>
-      <w:pPr/>
-      <w:r>
-        <w:rPr>
-          <w:rFonts w:ascii="Helvetica Light" w:hAnsi="Helvetica Light" w:cs="Helvetica Light"/>
-          <w:sz w:val="24"/>
-          <w:sz-cs w:val="24"/>
-        </w:rPr>
-        <w:t xml:space="preserve">- Medication</w:t>
-      </w:r>
-    </w:p>
-    <w:p>
-      <w:pPr/>
-      <w:r>
-        <w:rPr>
-          <w:rFonts w:ascii="Helvetica Light" w:hAnsi="Helvetica Light" w:cs="Helvetica Light"/>
-          <w:sz w:val="24"/>
-          <w:sz-cs w:val="24"/>
-        </w:rPr>
-        <w:t xml:space="preserve"/>
-      </w:r>
-    </w:p>
-    <w:p>
-      <w:pPr/>
-      <w:r>
-        <w:rPr>
-          <w:rFonts w:ascii="Helvetica Light" w:hAnsi="Helvetica Light" w:cs="Helvetica Light"/>
-          <w:sz w:val="24"/>
-          <w:sz-cs w:val="24"/>
-        </w:rPr>
-        <w:t xml:space="preserve">ตารางฝั่ง application ที่สคริปต์นี้สร้าง:</w:t>
-      </w:r>
-    </w:p>
-    <w:p>
-      <w:pPr/>
-      <w:r>
-        <w:rPr>
-          <w:rFonts w:ascii="Helvetica Light" w:hAnsi="Helvetica Light" w:cs="Helvetica Light"/>
-          <w:sz w:val="24"/>
-          <w:sz-cs w:val="24"/>
-        </w:rPr>
-        <w:t xml:space="preserve"/>
-      </w:r>
-    </w:p>
-    <w:p>
-      <w:pPr/>
-      <w:r>
-        <w:rPr>
-          <w:rFonts w:ascii="Helvetica Light" w:hAnsi="Helvetica Light" w:cs="Helvetica Light"/>
-          <w:sz w:val="24"/>
-          <w:sz-cs w:val="24"/>
-        </w:rPr>
-        <w:t xml:space="preserve">- App_Users</w:t>
-      </w:r>
-    </w:p>
-    <w:p>
-      <w:pPr/>
-      <w:r>
-        <w:rPr>
-          <w:rFonts w:ascii="Helvetica Light" w:hAnsi="Helvetica Light" w:cs="Helvetica Light"/>
-          <w:sz w:val="24"/>
-          <w:sz-cs w:val="24"/>
-        </w:rPr>
-        <w:t xml:space="preserve">- User_Sessions</w:t>
-      </w:r>
-    </w:p>
-    <w:p>
-      <w:pPr/>
-      <w:r>
-        <w:rPr>
-          <w:rFonts w:ascii="Helvetica Light" w:hAnsi="Helvetica Light" w:cs="Helvetica Light"/>
-          <w:sz w:val="24"/>
-          <w:sz-cs w:val="24"/>
-        </w:rPr>
-        <w:t xml:space="preserve">- Pending_Otp</w:t>
-      </w:r>
-    </w:p>
-    <w:p>
-      <w:pPr/>
-      <w:r>
-        <w:rPr>
-          <w:rFonts w:ascii="Helvetica Light" w:hAnsi="Helvetica Light" w:cs="Helvetica Light"/>
-          <w:sz w:val="24"/>
-          <w:sz-cs w:val="24"/>
-        </w:rPr>
-        <w:t xml:space="preserve">- Saved_Cohorts</w:t>
-      </w:r>
-    </w:p>
-    <w:p>
-      <w:pPr/>
-      <w:r>
-        <w:rPr>
-          <w:rFonts w:ascii="Helvetica Light" w:hAnsi="Helvetica Light" w:cs="Helvetica Light"/>
-          <w:sz w:val="24"/>
-          <w:sz-cs w:val="24"/>
-        </w:rPr>
-        <w:t xml:space="preserve">- Audit_Session_Log</w:t>
-      </w:r>
-    </w:p>
-    <w:p>
-      <w:pPr/>
-      <w:r>
-        <w:rPr>
-          <w:rFonts w:ascii="Helvetica Light" w:hAnsi="Helvetica Light" w:cs="Helvetica Light"/>
-          <w:sz w:val="24"/>
-          <w:sz-cs w:val="24"/>
-        </w:rPr>
-        <w:t xml:space="preserve">- Feasibility_Run_Logs</w:t>
-      </w:r>
-    </w:p>
-    <w:p>
-      <w:pPr/>
-      <w:r>
-        <w:rPr>
-          <w:rFonts w:ascii="Helvetica Light" w:hAnsi="Helvetica Light" w:cs="Helvetica Light"/>
-          <w:sz w:val="24"/>
-          <w:sz-cs w:val="24"/>
-        </w:rPr>
-        <w:t xml:space="preserve">- Auth_Event_Log</w:t>
-      </w:r>
-    </w:p>
-    <w:p>
-      <w:pPr/>
-      <w:r>
-        <w:rPr>
-          <w:rFonts w:ascii="Helvetica Light" w:hAnsi="Helvetica Light" w:cs="Helvetica Light"/>
-          <w:sz w:val="24"/>
-          <w:sz-cs w:val="24"/>
-        </w:rPr>
-        <w:t xml:space="preserve"/>
-      </w:r>
-    </w:p>
-    <w:p>
-      <w:pPr/>
-      <w:r>
-        <w:rPr>
-          <w:rFonts w:ascii="Helvetica Light" w:hAnsi="Helvetica Light" w:cs="Helvetica Light"/>
-          <w:sz w:val="24"/>
-          <w:sz-cs w:val="24"/>
-        </w:rPr>
-        <w:t xml:space="preserve">ขั้นตอนเตรียม SQL Server เบื้องต้น</w:t>
-      </w:r>
-    </w:p>
-    <w:p>
-      <w:pPr/>
-      <w:r>
-        <w:rPr>
-          <w:rFonts w:ascii="Helvetica Light" w:hAnsi="Helvetica Light" w:cs="Helvetica Light"/>
-          <w:sz w:val="24"/>
-          <w:sz-cs w:val="24"/>
-        </w:rPr>
-        <w:t xml:space="preserve"/>
-      </w:r>
-    </w:p>
-    <w:p>
-      <w:pPr/>
-      <w:r>
-        <w:rPr>
-          <w:rFonts w:ascii="Helvetica Light" w:hAnsi="Helvetica Light" w:cs="Helvetica Light"/>
-          <w:sz w:val="24"/>
-          <w:sz-cs w:val="24"/>
-        </w:rPr>
-        <w:t xml:space="preserve">1. สร้างหรือเลือกฐานข้อมูล SQL Server ที่ต้องการใช้</w:t>
-      </w:r>
-    </w:p>
-    <w:p>
-      <w:pPr/>
-      <w:r>
-        <w:rPr>
-          <w:rFonts w:ascii="Helvetica Light" w:hAnsi="Helvetica Light" w:cs="Helvetica Light"/>
-          <w:sz w:val="24"/>
-          <w:sz-cs w:val="24"/>
-        </w:rPr>
-        <w:t xml:space="preserve">2. รันไฟล์ tests/sql-initial-setup.sql</w:t>
-      </w:r>
-    </w:p>
-    <w:p>
-      <w:pPr/>
-      <w:r>
-        <w:rPr>
-          <w:rFonts w:ascii="Helvetica Light" w:hAnsi="Helvetica Light" w:cs="Helvetica Light"/>
-          <w:sz w:val="24"/>
-          <w:sz-cs w:val="24"/>
-        </w:rPr>
-        <w:t xml:space="preserve">3. แก้ไข config/app.config.json ให้ตรงกับ connection settings ของ SQL Server</w:t>
-      </w:r>
-    </w:p>
-    <w:p>
-      <w:pPr/>
-      <w:r>
-        <w:rPr>
-          <w:rFonts w:ascii="Helvetica Light" w:hAnsi="Helvetica Light" w:cs="Helvetica Light"/>
-          <w:sz w:val="24"/>
-          <w:sz-cs w:val="24"/>
-        </w:rPr>
-        <w:t xml:space="preserve">4. ตั้ง clinicalDataSource และ appStorage เป็น "sqlserver" หากต้องการใช้ SQL Server ทั้งฝั่ง feasibility data และ app persistence</w:t>
-      </w:r>
-    </w:p>
-    <w:p>
-      <w:pPr/>
-      <w:r>
-        <w:rPr>
-          <w:rFonts w:ascii="Helvetica Light" w:hAnsi="Helvetica Light" w:cs="Helvetica Light"/>
-          <w:sz w:val="24"/>
-          <w:sz-cs w:val="24"/>
-        </w:rPr>
-        <w:t xml:space="preserve">5. ติดตั้ง dependencies ด้วย pnpm install เพื่อให้มี mssql driver</w:t>
-      </w:r>
-    </w:p>
-    <w:p>
-      <w:pPr/>
-      <w:r>
-        <w:rPr>
-          <w:rFonts w:ascii="Helvetica Light" w:hAnsi="Helvetica Light" w:cs="Helvetica Light"/>
-          <w:sz w:val="24"/>
-          <w:sz-cs w:val="24"/>
-        </w:rPr>
-        <w:t xml:space="preserve"/>
-      </w:r>
-    </w:p>
-    <w:p>
-      <w:pPr/>
-      <w:r>
-        <w:rPr>
-          <w:rFonts w:ascii="Helvetica Light" w:hAnsi="Helvetica Light" w:cs="Helvetica Light"/>
-          <w:sz w:val="24"/>
-          <w:sz-cs w:val="24"/>
-        </w:rPr>
         <w:t xml:space="preserve">Authentication และ Audit</w:t>
       </w:r>
     </w:p>
@@ -1528,7 +1176,7 @@
           <w:sz w:val="24"/>
           <w:sz-cs w:val="24"/>
         </w:rPr>
-        <w:t xml:space="preserve">- ระบบต้อง login ก่อนใช้งาน cohort builder และหน้า logs</w:t>
+        <w:t xml:space="preserve">- ระบบต้อง login ก่อนใช้งาน cohort builder, dictionary page และหน้า logs</w:t>
       </w:r>
     </w:p>
     <w:p>
@@ -1561,7 +1209,29 @@
           <w:sz w:val="24"/>
           <w:sz-cs w:val="24"/>
         </w:rPr>
-        <w:t xml:space="preserve">- Feasibility run logs จะเก็บ user identity, คำถาม, counts, attrition, selected concepts, full cohort config และ generated SQL</w:t>
+        <w:t xml:space="preserve">- หาก SMTP host ว่าง ระบบจะพิมพ์ OTP ลง server console สำหรับการทดสอบในเครื่อง</w:t>
+      </w:r>
+    </w:p>
+    <w:p>
+      <w:pPr/>
+      <w:r>
+        <w:rPr>
+          <w:rFonts w:ascii="Helvetica Light" w:hAnsi="Helvetica Light" w:cs="Helvetica Light"/>
+          <w:sz w:val="24"/>
+          <w:sz-cs w:val="24"/>
+        </w:rPr>
+        <w:t xml:space="preserve">- หากส่ง SMTP ไม่สำเร็จใน local mode ระบบจะ fallback ไปที่ server console พร้อมข้อความเตือน</w:t>
+      </w:r>
+    </w:p>
+    <w:p>
+      <w:pPr/>
+      <w:r>
+        <w:rPr>
+          <w:rFonts w:ascii="Helvetica Light" w:hAnsi="Helvetica Light" w:cs="Helvetica Light"/>
+          <w:sz w:val="24"/>
+          <w:sz-cs w:val="24"/>
+        </w:rPr>
+        <w:t xml:space="preserve">- Feasibility run logs จะเก็บ user identity, คำถาม, counts, attrition, full cohort config และ generated SQL</w:t>
       </w:r>
     </w:p>
     <w:p>
@@ -1594,6 +1264,358 @@
           <w:sz w:val="24"/>
           <w:sz-cs w:val="24"/>
         </w:rPr>
+        <w:t xml:space="preserve">ขอบเขตการทำงานปัจจุบัน</w:t>
+      </w:r>
+    </w:p>
+    <w:p>
+      <w:pPr/>
+      <w:r>
+        <w:rPr>
+          <w:rFonts w:ascii="Helvetica Light" w:hAnsi="Helvetica Light" w:cs="Helvetica Light"/>
+          <w:sz w:val="24"/>
+          <w:sz-cs w:val="24"/>
+        </w:rPr>
+        <w:t xml:space="preserve"/>
+      </w:r>
+    </w:p>
+    <w:p>
+      <w:pPr/>
+      <w:r>
+        <w:rPr>
+          <w:rFonts w:ascii="Helvetica Light" w:hAnsi="Helvetica Light" w:cs="Helvetica Light"/>
+          <w:sz w:val="24"/>
+          <w:sz-cs w:val="24"/>
+        </w:rPr>
+        <w:t xml:space="preserve">- รองรับเกณฑ์ feasibility จาก diagnosis, lab และ medication</w:t>
+      </w:r>
+    </w:p>
+    <w:p>
+      <w:pPr/>
+      <w:r>
+        <w:rPr>
+          <w:rFonts w:ascii="Helvetica Light" w:hAnsi="Helvetica Light" w:cs="Helvetica Light"/>
+          <w:sz w:val="24"/>
+          <w:sz-cs w:val="24"/>
+        </w:rPr>
+        <w:t xml:space="preserve">- มี advanced filter builder แบบ Airtable style พร้อม nested condition groups</w:t>
+      </w:r>
+    </w:p>
+    <w:p>
+      <w:pPr/>
+      <w:r>
+        <w:rPr>
+          <w:rFonts w:ascii="Helvetica Light" w:hAnsi="Helvetica Light" w:cs="Helvetica Light"/>
+          <w:sz w:val="24"/>
+          <w:sz-cs w:val="24"/>
+        </w:rPr>
+        <w:t xml:space="preserve">- ใช้ตัวแก้ไขกฎแบบ reusable สำหรับ T0, inclusion และ exclusion</w:t>
+      </w:r>
+    </w:p>
+    <w:p>
+      <w:pPr/>
+      <w:r>
+        <w:rPr>
+          <w:rFonts w:ascii="Helvetica Light" w:hAnsi="Helvetica Light" w:cs="Helvetica Light"/>
+          <w:sz w:val="24"/>
+          <w:sz-cs w:val="24"/>
+        </w:rPr>
+        <w:t xml:space="preserve">- ทุก group รองรับ AND และ OR logic</w:t>
+      </w:r>
+    </w:p>
+    <w:p>
+      <w:pPr/>
+      <w:r>
+        <w:rPr>
+          <w:rFonts w:ascii="Helvetica Light" w:hAnsi="Helvetica Light" w:cs="Helvetica Light"/>
+          <w:sz w:val="24"/>
+          <w:sz-cs w:val="24"/>
+        </w:rPr>
+        <w:t xml:space="preserve">- operators เปลี่ยนตาม field type และตรวจสอบกับ allowed whitelist</w:t>
+      </w:r>
+    </w:p>
+    <w:p>
+      <w:pPr/>
+      <w:r>
+        <w:rPr>
+          <w:rFonts w:ascii="Helvetica Light" w:hAnsi="Helvetica Light" w:cs="Helvetica Light"/>
+          <w:sz w:val="24"/>
+          <w:sz-cs w:val="24"/>
+        </w:rPr>
+        <w:t xml:space="preserve">- มีหน้า master dictionary แยกที่ /dictionary.html</w:t>
+      </w:r>
+    </w:p>
+    <w:p>
+      <w:pPr/>
+      <w:r>
+        <w:rPr>
+          <w:rFonts w:ascii="Helvetica Light" w:hAnsi="Helvetica Light" w:cs="Helvetica Light"/>
+          <w:sz w:val="24"/>
+          <w:sz-cs w:val="24"/>
+        </w:rPr>
+        <w:t xml:space="preserve">- มี saved cohorts ผ่าน backend APIs</w:t>
+      </w:r>
+    </w:p>
+    <w:p>
+      <w:pPr/>
+      <w:r>
+        <w:rPr>
+          <w:rFonts w:ascii="Helvetica Light" w:hAnsi="Helvetica Light" w:cs="Helvetica Light"/>
+          <w:sz w:val="24"/>
+          <w:sz-cs w:val="24"/>
+        </w:rPr>
+        <w:t xml:space="preserve">- มี audit และ run logs</w:t>
+      </w:r>
+    </w:p>
+    <w:p>
+      <w:pPr/>
+      <w:r>
+        <w:rPr>
+          <w:rFonts w:ascii="Helvetica Light" w:hAnsi="Helvetica Light" w:cs="Helvetica Light"/>
+          <w:sz w:val="24"/>
+          <w:sz-cs w:val="24"/>
+        </w:rPr>
+        <w:t xml:space="preserve">- มี SQL preview สำหรับตรวจสอบ cohort logic</w:t>
+      </w:r>
+    </w:p>
+    <w:p>
+      <w:pPr/>
+      <w:r>
+        <w:rPr>
+          <w:rFonts w:ascii="Helvetica Light" w:hAnsi="Helvetica Light" w:cs="Helvetica Light"/>
+          <w:sz w:val="24"/>
+          <w:sz-cs w:val="24"/>
+        </w:rPr>
+        <w:t xml:space="preserve"/>
+      </w:r>
+    </w:p>
+    <w:p>
+      <w:pPr/>
+      <w:r>
+        <w:rPr>
+          <w:rFonts w:ascii="Helvetica Light" w:hAnsi="Helvetica Light" w:cs="Helvetica Light"/>
+          <w:sz w:val="24"/>
+          <w:sz-cs w:val="24"/>
+        </w:rPr>
+        <w:t xml:space="preserve">Master Dictionary</w:t>
+      </w:r>
+    </w:p>
+    <w:p>
+      <w:pPr/>
+      <w:r>
+        <w:rPr>
+          <w:rFonts w:ascii="Helvetica Light" w:hAnsi="Helvetica Light" w:cs="Helvetica Light"/>
+          <w:sz w:val="24"/>
+          <w:sz-cs w:val="24"/>
+        </w:rPr>
+        <w:t xml:space="preserve"/>
+      </w:r>
+    </w:p>
+    <w:p>
+      <w:pPr/>
+      <w:r>
+        <w:rPr>
+          <w:rFonts w:ascii="Helvetica Light" w:hAnsi="Helvetica Light" w:cs="Helvetica Light"/>
+          <w:sz w:val="24"/>
+          <w:sz-cs w:val="24"/>
+        </w:rPr>
+        <w:t xml:space="preserve">หน้า master dictionary ใช้สำหรับ search และ review ก่อนนำ code หรือ name ไปใช้ในเงื่อนไข</w:t>
+      </w:r>
+    </w:p>
+    <w:p>
+      <w:pPr/>
+      <w:r>
+        <w:rPr>
+          <w:rFonts w:ascii="Helvetica Light" w:hAnsi="Helvetica Light" w:cs="Helvetica Light"/>
+          <w:sz w:val="24"/>
+          <w:sz-cs w:val="24"/>
+        </w:rPr>
+        <w:t xml:space="preserve"/>
+      </w:r>
+    </w:p>
+    <w:p>
+      <w:pPr/>
+      <w:r>
+        <w:rPr>
+          <w:rFonts w:ascii="Helvetica Light" w:hAnsi="Helvetica Light" w:cs="Helvetica Light"/>
+          <w:sz w:val="24"/>
+          <w:sz-cs w:val="24"/>
+        </w:rPr>
+        <w:t xml:space="preserve">- ค้นหาด้วย code, name, group หรือ count</w:t>
+      </w:r>
+    </w:p>
+    <w:p>
+      <w:pPr/>
+      <w:r>
+        <w:rPr>
+          <w:rFonts w:ascii="Helvetica Light" w:hAnsi="Helvetica Light" w:cs="Helvetica Light"/>
+          <w:sz w:val="24"/>
+          <w:sz-cs w:val="24"/>
+        </w:rPr>
+        <w:t xml:space="preserve">- กรองตาม domain ได้แก่ diagnosis, lab หรือ drug</w:t>
+      </w:r>
+    </w:p>
+    <w:p>
+      <w:pPr/>
+      <w:r>
+        <w:rPr>
+          <w:rFonts w:ascii="Helvetica Light" w:hAnsi="Helvetica Light" w:cs="Helvetica Light"/>
+          <w:sz w:val="24"/>
+          <w:sz-cs w:val="24"/>
+        </w:rPr>
+        <w:t xml:space="preserve">- คัดลอก code หรือ name จาก result card ได้</w:t>
+      </w:r>
+    </w:p>
+    <w:p>
+      <w:pPr/>
+      <w:r>
+        <w:rPr>
+          <w:rFonts w:ascii="Helvetica Light" w:hAnsi="Helvetica Light" w:cs="Helvetica Light"/>
+          <w:sz w:val="24"/>
+          <w:sz-cs w:val="24"/>
+        </w:rPr>
+        <w:t xml:space="preserve">- อ่านข้อมูลจาก local snapshot file ที่ public/data/master-dictionary.json</w:t>
+      </w:r>
+    </w:p>
+    <w:p>
+      <w:pPr/>
+      <w:r>
+        <w:rPr>
+          <w:rFonts w:ascii="Helvetica Light" w:hAnsi="Helvetica Light" w:cs="Helvetica Light"/>
+          <w:sz w:val="24"/>
+          <w:sz-cs w:val="24"/>
+        </w:rPr>
+        <w:t xml:space="preserve"/>
+      </w:r>
+    </w:p>
+    <w:p>
+      <w:pPr/>
+      <w:r>
+        <w:rPr>
+          <w:rFonts w:ascii="Helvetica Light" w:hAnsi="Helvetica Light" w:cs="Helvetica Light"/>
+          <w:sz w:val="24"/>
+          <w:sz-cs w:val="24"/>
+        </w:rPr>
+        <w:t xml:space="preserve">local snapshot นี้ถูกสร้างจาก Google Sheet 4 แหล่ง:</w:t>
+      </w:r>
+    </w:p>
+    <w:p>
+      <w:pPr/>
+      <w:r>
+        <w:rPr>
+          <w:rFonts w:ascii="Helvetica Light" w:hAnsi="Helvetica Light" w:cs="Helvetica Light"/>
+          <w:sz w:val="24"/>
+          <w:sz-cs w:val="24"/>
+        </w:rPr>
+        <w:t xml:space="preserve"/>
+      </w:r>
+    </w:p>
+    <w:p>
+      <w:pPr/>
+      <w:r>
+        <w:rPr>
+          <w:rFonts w:ascii="Helvetica Light" w:hAnsi="Helvetica Light" w:cs="Helvetica Light"/>
+          <w:sz w:val="24"/>
+          <w:sz-cs w:val="24"/>
+        </w:rPr>
+        <w:t xml:space="preserve">- ICD-10</w:t>
+      </w:r>
+    </w:p>
+    <w:p>
+      <w:pPr/>
+      <w:r>
+        <w:rPr>
+          <w:rFonts w:ascii="Helvetica Light" w:hAnsi="Helvetica Light" w:cs="Helvetica Light"/>
+          <w:sz w:val="24"/>
+          <w:sz-cs w:val="24"/>
+        </w:rPr>
+        <w:t xml:space="preserve">- ICD-9</w:t>
+      </w:r>
+    </w:p>
+    <w:p>
+      <w:pPr/>
+      <w:r>
+        <w:rPr>
+          <w:rFonts w:ascii="Helvetica Light" w:hAnsi="Helvetica Light" w:cs="Helvetica Light"/>
+          <w:sz w:val="24"/>
+          <w:sz-cs w:val="24"/>
+        </w:rPr>
+        <w:t xml:space="preserve">- Lab</w:t>
+      </w:r>
+    </w:p>
+    <w:p>
+      <w:pPr/>
+      <w:r>
+        <w:rPr>
+          <w:rFonts w:ascii="Helvetica Light" w:hAnsi="Helvetica Light" w:cs="Helvetica Light"/>
+          <w:sz w:val="24"/>
+          <w:sz-cs w:val="24"/>
+        </w:rPr>
+        <w:t xml:space="preserve">- Drug</w:t>
+      </w:r>
+    </w:p>
+    <w:p>
+      <w:pPr/>
+      <w:r>
+        <w:rPr>
+          <w:rFonts w:ascii="Helvetica Light" w:hAnsi="Helvetica Light" w:cs="Helvetica Light"/>
+          <w:sz w:val="24"/>
+          <w:sz-cs w:val="24"/>
+        </w:rPr>
+        <w:t xml:space="preserve"/>
+      </w:r>
+    </w:p>
+    <w:p>
+      <w:pPr/>
+      <w:r>
+        <w:rPr>
+          <w:rFonts w:ascii="Helvetica Light" w:hAnsi="Helvetica Light" w:cs="Helvetica Light"/>
+          <w:sz w:val="24"/>
+          <w:sz-cs w:val="24"/>
+        </w:rPr>
+        <w:t xml:space="preserve">หากต้องการ refresh snapshot ให้รัน:</w:t>
+      </w:r>
+    </w:p>
+    <w:p>
+      <w:pPr/>
+      <w:r>
+        <w:rPr>
+          <w:rFonts w:ascii="Helvetica Light" w:hAnsi="Helvetica Light" w:cs="Helvetica Light"/>
+          <w:sz w:val="24"/>
+          <w:sz-cs w:val="24"/>
+        </w:rPr>
+        <w:t xml:space="preserve"/>
+      </w:r>
+    </w:p>
+    <w:p>
+      <w:pPr/>
+      <w:r>
+        <w:rPr>
+          <w:rFonts w:ascii="Helvetica Light" w:hAnsi="Helvetica Light" w:cs="Helvetica Light"/>
+          <w:sz w:val="24"/>
+          <w:sz-cs w:val="24"/>
+        </w:rPr>
+        <w:t xml:space="preserve">pnpm sync-dictionary</w:t>
+      </w:r>
+    </w:p>
+    <w:p>
+      <w:pPr/>
+      <w:r>
+        <w:rPr>
+          <w:rFonts w:ascii="Helvetica Light" w:hAnsi="Helvetica Light" w:cs="Helvetica Light"/>
+          <w:sz w:val="24"/>
+          <w:sz-cs w:val="24"/>
+        </w:rPr>
+        <w:t xml:space="preserve"/>
+      </w:r>
+    </w:p>
+    <w:p>
+      <w:pPr/>
+      <w:r>
+        <w:rPr>
+          <w:rFonts w:ascii="Helvetica Light" w:hAnsi="Helvetica Light" w:cs="Helvetica Light"/>
+          <w:sz w:val="24"/>
+          <w:sz-cs w:val="24"/>
+        </w:rPr>
         <w:t xml:space="preserve">Saved Cohorts</w:t>
       </w:r>
     </w:p>
@@ -1627,18 +1649,29 @@
           <w:sz w:val="24"/>
           <w:sz-cs w:val="24"/>
         </w:rPr>
-        <w:t xml:space="preserve">- Saved cohorts ปัจจุบันถูกจัดการผ่าน backend APIs</w:t>
-      </w:r>
-    </w:p>
-    <w:p>
-      <w:pPr/>
-      <w:r>
-        <w:rPr>
-          <w:rFonts w:ascii="Helvetica Light" w:hAnsi="Helvetica Light" w:cs="Helvetica Light"/>
-          <w:sz w:val="24"/>
-          <w:sz-cs w:val="24"/>
-        </w:rPr>
-        <w:t xml:space="preserve">- ตำแหน่งที่เก็บขึ้นกับค่า appStorage ไม่ได้เก็บใน browser localStorage เป็นหลักอีกแล้ว</w:t>
+        <w:t xml:space="preserve">- Saved cohorts ถูกจัดการผ่าน backend APIs</w:t>
+      </w:r>
+    </w:p>
+    <w:p>
+      <w:pPr/>
+      <w:r>
+        <w:rPr>
+          <w:rFonts w:ascii="Helvetica Light" w:hAnsi="Helvetica Light" w:cs="Helvetica Light"/>
+          <w:sz w:val="24"/>
+          <w:sz-cs w:val="24"/>
+        </w:rPr>
+        <w:t xml:space="preserve">- ใน local mode จะเก็บไว้ที่ data/saved-cohorts.json บน server</w:t>
+      </w:r>
+    </w:p>
+    <w:p>
+      <w:pPr/>
+      <w:r>
+        <w:rPr>
+          <w:rFonts w:ascii="Helvetica Light" w:hAnsi="Helvetica Light" w:cs="Helvetica Light"/>
+          <w:sz w:val="24"/>
+          <w:sz-cs w:val="24"/>
+        </w:rPr>
+        <w:t xml:space="preserve">- ใน SQL mode จะเก็บไว้ในตาราง application ของ SQL Server</w:t>
       </w:r>
     </w:p>
     <w:p>
@@ -1770,7 +1803,7 @@
           <w:sz w:val="24"/>
           <w:sz-cs w:val="24"/>
         </w:rPr>
-        <w:t xml:space="preserve">- date functions: DATEDIFF, DATEADD, GETDATE, BETWEEN</w:t>
+        <w:t xml:space="preserve">- date functions: DATEDIFF, DATEADD และ BETWEEN</w:t>
       </w:r>
     </w:p>
     <w:p>
@@ -1858,7 +1891,18 @@
           <w:sz w:val="24"/>
           <w:sz-cs w:val="24"/>
         </w:rPr>
-        <w:t xml:space="preserve">- สำหรับ production จริงควรเปลี่ยน demo credentials, ตั้งค่า SMTP และตั้งค่า Google OAuth ให้ครบ</w:t>
+        <w:t xml:space="preserve">- สำหรับ production จริงควรสร้าง local config จากไฟล์ example แล้วจึงตั้งค่า SMTP, Google OAuth และ SQL Server ไว้นอกไฟล์ที่ track ใน Git</w:t>
+      </w:r>
+    </w:p>
+    <w:p>
+      <w:pPr/>
+      <w:r>
+        <w:rPr>
+          <w:rFonts w:ascii="Helvetica Light" w:hAnsi="Helvetica Light" w:cs="Helvetica Light"/>
+          <w:sz w:val="24"/>
+          <w:sz-cs w:val="24"/>
+        </w:rPr>
+        <w:t xml:space="preserve">- ควรเปลี่ยน demo credentials ก่อนใช้งานจริง</w:t>
       </w:r>
     </w:p>
     <w:p>
@@ -1870,127 +1914,6 @@
           <w:sz-cs w:val="24"/>
         </w:rPr>
         <w:t xml:space="preserve">- หากเป็นสภาพแวดล้อมหลายผู้ใช้ ควรใช้ SQL-backed shared storage</w:t>
-      </w:r>
-    </w:p>
-    <w:p>
-      <w:pPr/>
-      <w:r>
-        <w:rPr>
-          <w:rFonts w:ascii="Helvetica Light" w:hAnsi="Helvetica Light" w:cs="Helvetica Light"/>
-          <w:sz w:val="24"/>
-          <w:sz-cs w:val="24"/>
-        </w:rPr>
-        <w:t xml:space="preserve"/>
-      </w:r>
-    </w:p>
-    <w:p>
-      <w:pPr/>
-      <w:r>
-        <w:rPr>
-          <w:rFonts w:ascii="Helvetica Light" w:hAnsi="Helvetica Light" w:cs="Helvetica Light"/>
-          <w:sz w:val="24"/>
-          <w:sz-cs w:val="24"/>
-        </w:rPr>
-        <w:t xml:space="preserve">ขอบเขตการทำงานปัจจุบัน</w:t>
-      </w:r>
-    </w:p>
-    <w:p>
-      <w:pPr/>
-      <w:r>
-        <w:rPr>
-          <w:rFonts w:ascii="Helvetica Light" w:hAnsi="Helvetica Light" w:cs="Helvetica Light"/>
-          <w:sz w:val="24"/>
-          <w:sz-cs w:val="24"/>
-        </w:rPr>
-        <w:t xml:space="preserve"/>
-      </w:r>
-    </w:p>
-    <w:p>
-      <w:pPr/>
-      <w:r>
-        <w:rPr>
-          <w:rFonts w:ascii="Helvetica Light" w:hAnsi="Helvetica Light" w:cs="Helvetica Light"/>
-          <w:sz w:val="24"/>
-          <w:sz-cs w:val="24"/>
-        </w:rPr>
-        <w:t xml:space="preserve">- รองรับเกณฑ์ feasibility จาก diagnosis, lab และ medication</w:t>
-      </w:r>
-    </w:p>
-    <w:p>
-      <w:pPr/>
-      <w:r>
-        <w:rPr>
-          <w:rFonts w:ascii="Helvetica Light" w:hAnsi="Helvetica Light" w:cs="Helvetica Light"/>
-          <w:sz w:val="24"/>
-          <w:sz-cs w:val="24"/>
-        </w:rPr>
-        <w:t xml:space="preserve">- รองรับหลาย T0 conditions พร้อม AND และ OR logic</w:t>
-      </w:r>
-    </w:p>
-    <w:p>
-      <w:pPr/>
-      <w:r>
-        <w:rPr>
-          <w:rFonts w:ascii="Helvetica Light" w:hAnsi="Helvetica Light" w:cs="Helvetica Light"/>
-          <w:sz w:val="24"/>
-          <w:sz-cs w:val="24"/>
-        </w:rPr>
-        <w:t xml:space="preserve">- รองรับ demographics, inclusion, exclusion, comorbidity และ timing rules</w:t>
-      </w:r>
-    </w:p>
-    <w:p>
-      <w:pPr/>
-      <w:r>
-        <w:rPr>
-          <w:rFonts w:ascii="Helvetica Light" w:hAnsi="Helvetica Light" w:cs="Helvetica Light"/>
-          <w:sz w:val="24"/>
-          <w:sz-cs w:val="24"/>
-        </w:rPr>
-        <w:t xml:space="preserve">- มี searchable concept pickers</w:t>
-      </w:r>
-    </w:p>
-    <w:p>
-      <w:pPr/>
-      <w:r>
-        <w:rPr>
-          <w:rFonts w:ascii="Helvetica Light" w:hAnsi="Helvetica Light" w:cs="Helvetica Light"/>
-          <w:sz w:val="24"/>
-          <w:sz-cs w:val="24"/>
-        </w:rPr>
-        <w:t xml:space="preserve">- มี saved cohorts</w:t>
-      </w:r>
-    </w:p>
-    <w:p>
-      <w:pPr/>
-      <w:r>
-        <w:rPr>
-          <w:rFonts w:ascii="Helvetica Light" w:hAnsi="Helvetica Light" w:cs="Helvetica Light"/>
-          <w:sz w:val="24"/>
-          <w:sz-cs w:val="24"/>
-        </w:rPr>
-        <w:t xml:space="preserve">- มี audit และ run logs</w:t>
-      </w:r>
-    </w:p>
-    <w:p>
-      <w:pPr/>
-      <w:r>
-        <w:rPr>
-          <w:rFonts w:ascii="Helvetica Light" w:hAnsi="Helvetica Light" w:cs="Helvetica Light"/>
-          <w:sz w:val="24"/>
-          <w:sz-cs w:val="24"/>
-        </w:rPr>
-        <w:t xml:space="preserve">- มี SQL preview สำหรับตรวจสอบ cohort logic</w:t>
-      </w:r>
-    </w:p>
-    <w:p>
-      <w:pPr/>
-      <w:r>
-        <w:rPr>
-          <w:rFonts w:ascii="Helvetica Light" w:hAnsi="Helvetica Light" w:cs="Helvetica Light"/>
-          <w:sz w:val="24"/>
-          <w:sz-cs w:val="24"/>
-        </w:rPr>
-        <w:t xml:space="preserve"/>
       </w:r>
     </w:p>
     <w:sectPr/>
